--- a/assets/thesis/baocao-TKW-nguyenkieuquoctam-DA25TTA.docx
+++ b/assets/thesis/baocao-TKW-nguyenkieuquoctam-DA25TTA.docx
@@ -27493,7 +27493,23 @@
         <w:pStyle w:val="noidung"/>
       </w:pPr>
       <w:r>
-        <w:t xml:space="preserve">HTML (HyperText Markup Language) là ngôn ngữ đánh dấu siêu văn bản dùng để mô tả cấu trúc và nội dung của một trang web thông qua hệ thống các thẻ (tag) lồng nhau tạo thành cây DOM (Document Object Model). HTML5 là phiên bản hiện hành của đặc tả này, được duy trì bởi WHATWG dưới dạng HTML Living Standard, thay thế cho các phiên bản HTML 4.01 và XHTML trước đây bằng việc bổ sung nhiều thẻ ngữ nghĩa mới, hỗ trợ đa phương tiện gốc và các API tương tác </w:t>
+        <w:t xml:space="preserve">HTML (HyperText Markup Language) là ngôn ngữ đánh dấu siêu văn bản dùng để mô tả cấu trúc và nội dung của một trang web thông qua hệ thống các thẻ (tag) lồng nhau tạo thành cây DOM (Document Object Model). HTML5 là phiên bản hiện hành của đặc tả này, được duy trì bởi WHATWG dưới dạng HTML Living Standard, thay thế cho các phiên bản HTML 4.01 và XHTML trước đây bằng việc bổ sung nhiều thẻ ngữ nghĩa mới, hỗ trợ đa phương tiện gốc và các API </w:t>
+      </w:r>
+      <w:proofErr w:type="spellStart"/>
+      <w:r>
+        <w:t>tương</w:t>
+      </w:r>
+      <w:proofErr w:type="spellEnd"/>
+      <w:r>
+        <w:t xml:space="preserve"> </w:t>
+      </w:r>
+      <w:proofErr w:type="spellStart"/>
+      <w:r>
+        <w:t>tác</w:t>
+      </w:r>
+      <w:proofErr w:type="spellEnd"/>
+      <w:r>
+        <w:t xml:space="preserve"> </w:t>
       </w:r>
       <w:proofErr w:type="spellStart"/>
       <w:r>
@@ -27740,7 +27756,23 @@
         <w:pStyle w:val="noidung"/>
       </w:pPr>
       <w:r>
-        <w:t xml:space="preserve">HTML ngữ nghĩa là cách sử dụng các thẻ mang ý nghĩa mô tả rõ vai trò của khối nội dung mà nó bao bọc, thay vì lạm dụng thẻ div trung tính. HTML5 bổ sung các thẻ như header, nav, main, section, article, aside và footer nhằm giúp trình duyệt, công cụ tìm kiếm và công nghệ hỗ trợ người khuyết tật (screen reader) hiểu đúng cấu trúc trang, đồng thời cải thiện khả năng SEO </w:t>
+        <w:t xml:space="preserve">HTML ngữ nghĩa là cách sử dụng các thẻ mang ý nghĩa mô tả rõ vai trò của khối nội dung mà nó bao bọc, thay vì lạm dụng thẻ div trung tính. HTML5 bổ sung các thẻ như header, nav, main, section, article, aside và footer nhằm giúp trình duyệt, công cụ tìm kiếm và công nghệ hỗ trợ người khuyết tật (screen reader) hiểu đúng cấu trúc trang, đồng thời cải thiện </w:t>
+      </w:r>
+      <w:proofErr w:type="spellStart"/>
+      <w:r>
+        <w:t>khả</w:t>
+      </w:r>
+      <w:proofErr w:type="spellEnd"/>
+      <w:r>
+        <w:t xml:space="preserve"> </w:t>
+      </w:r>
+      <w:proofErr w:type="spellStart"/>
+      <w:r>
+        <w:t>năng</w:t>
+      </w:r>
+      <w:proofErr w:type="spellEnd"/>
+      <w:r>
+        <w:t xml:space="preserve"> SEO </w:t>
       </w:r>
       <w:proofErr w:type="spellStart"/>
       <w:r>
@@ -27918,7 +27950,31 @@
         <w:pStyle w:val="noidung"/>
       </w:pPr>
       <w:r>
-        <w:t xml:space="preserve">Thẻ form dùng để thu thập dữ liệu từ người dùng, phối hợp với các phần tử điều khiển như input, select, textarea và button. HTML5 mở rộng thuộc tính type của input với nhiều kiểu chuyên biệt như email, tel, number, date, giúp trình duyệt tự kiểm tra định dạng cơ bản trước khi cần đến JavaScript, đồng thời hiển thị bàn phím phù hợp trên thiết </w:t>
+        <w:t xml:space="preserve">Thẻ form dùng để thu thập dữ liệu từ người dùng, phối hợp với các phần tử điều khiển như input, select, textarea và button. HTML5 mở rộng thuộc tính type của input với nhiều kiểu chuyên biệt như email, tel, number, date, giúp trình duyệt tự kiểm tra định dạng cơ bản trước khi cần đến JavaScript, đồng thời hiển thị bàn phím phù </w:t>
+      </w:r>
+      <w:proofErr w:type="spellStart"/>
+      <w:r>
+        <w:t>hợp</w:t>
+      </w:r>
+      <w:proofErr w:type="spellEnd"/>
+      <w:r>
+        <w:t xml:space="preserve"> </w:t>
+      </w:r>
+      <w:proofErr w:type="spellStart"/>
+      <w:r>
+        <w:t>trên</w:t>
+      </w:r>
+      <w:proofErr w:type="spellEnd"/>
+      <w:r>
+        <w:t xml:space="preserve"> </w:t>
+      </w:r>
+      <w:proofErr w:type="spellStart"/>
+      <w:r>
+        <w:t>thiết</w:t>
+      </w:r>
+      <w:proofErr w:type="spellEnd"/>
+      <w:r>
+        <w:t xml:space="preserve"> </w:t>
       </w:r>
       <w:proofErr w:type="spellStart"/>
       <w:r>
@@ -28219,7 +28275,31 @@
         <w:pStyle w:val="noidung"/>
       </w:pPr>
       <w:r>
-        <w:t xml:space="preserve">HTML5 hỗ trợ nhúng trực tiếp nội dung đa phương tiện mà không cần trình cắm (plugin) bên thứ ba như Flash trước đây. Thẻ img nhúng hình ảnh tĩnh thông qua thuộc tính src và bắt buộc có alt để mô tả thay thế khi ảnh không tải được hoặc phục vụ người dùng khiếm thị; thẻ video và audio nhúng nội dung động kèm thuộc tính controls để hiển thị thanh điều khiển mặc định </w:t>
+        <w:t xml:space="preserve">HTML5 hỗ trợ nhúng trực tiếp nội dung đa phương tiện mà không cần trình cắm (plugin) bên thứ ba như Flash trước đây. Thẻ img nhúng hình ảnh tĩnh thông qua thuộc tính src và bắt buộc có alt để mô tả thay thế khi ảnh không tải được hoặc phục vụ người dùng khiếm thị; thẻ video và audio nhúng nội dung động kèm thuộc tính controls để hiển thị thanh điều </w:t>
+      </w:r>
+      <w:proofErr w:type="spellStart"/>
+      <w:r>
+        <w:t>khiển</w:t>
+      </w:r>
+      <w:proofErr w:type="spellEnd"/>
+      <w:r>
+        <w:t xml:space="preserve"> </w:t>
+      </w:r>
+      <w:proofErr w:type="spellStart"/>
+      <w:r>
+        <w:t>mặc</w:t>
+      </w:r>
+      <w:proofErr w:type="spellEnd"/>
+      <w:r>
+        <w:t xml:space="preserve"> </w:t>
+      </w:r>
+      <w:proofErr w:type="spellStart"/>
+      <w:r>
+        <w:t>định</w:t>
+      </w:r>
+      <w:proofErr w:type="spellEnd"/>
+      <w:r>
+        <w:t xml:space="preserve"> </w:t>
       </w:r>
       <w:proofErr w:type="spellStart"/>
       <w:r>
@@ -28329,7 +28409,31 @@
         <w:pStyle w:val="noidung"/>
       </w:pPr>
       <w:r>
-        <w:t xml:space="preserve">Thẻ iframe (inline frame) nhúng một tài liệu HTML khác vào bên trong trang hiện tại thông qua thuộc tính src, thường dùng để nhúng bản đồ, video từ nền tảng bên ngoài hoặc nội dung thanh toán từ đối tác mà không làm rò rỉ mã nguồn </w:t>
+        <w:t xml:space="preserve">Thẻ iframe (inline frame) nhúng một tài liệu HTML khác vào bên trong trang hiện tại thông qua thuộc tính src, thường dùng để nhúng bản đồ, video từ nền tảng bên ngoài hoặc nội dung thanh toán từ đối tác mà không làm rò </w:t>
+      </w:r>
+      <w:proofErr w:type="spellStart"/>
+      <w:r>
+        <w:t>rỉ</w:t>
+      </w:r>
+      <w:proofErr w:type="spellEnd"/>
+      <w:r>
+        <w:t xml:space="preserve"> </w:t>
+      </w:r>
+      <w:proofErr w:type="spellStart"/>
+      <w:r>
+        <w:t>mã</w:t>
+      </w:r>
+      <w:proofErr w:type="spellEnd"/>
+      <w:r>
+        <w:t xml:space="preserve"> </w:t>
+      </w:r>
+      <w:proofErr w:type="spellStart"/>
+      <w:r>
+        <w:t>nguồn</w:t>
+      </w:r>
+      <w:proofErr w:type="spellEnd"/>
+      <w:r>
+        <w:t xml:space="preserve"> </w:t>
       </w:r>
       <w:proofErr w:type="spellStart"/>
       <w:r>
@@ -28461,7 +28565,23 @@
       </w:r>
       <w:r>
         <w:lastRenderedPageBreak/>
-        <w:t xml:space="preserve">phiên bản mở rộng theo từng mô-đun độc lập (modules) như Selectors, Box Model, Flexible Box Layout, Grid Layout, Media Queries, Animations, do W3C duy trì </w:t>
+        <w:t xml:space="preserve">phiên bản mở rộng theo từng mô-đun độc lập (modules) như Selectors, Box Model, Flexible Box Layout, Grid Layout, Media Queries, Animations, do W3C </w:t>
+      </w:r>
+      <w:proofErr w:type="spellStart"/>
+      <w:r>
+        <w:t>duy</w:t>
+      </w:r>
+      <w:proofErr w:type="spellEnd"/>
+      <w:r>
+        <w:t xml:space="preserve"> </w:t>
+      </w:r>
+      <w:proofErr w:type="spellStart"/>
+      <w:r>
+        <w:t>trì</w:t>
+      </w:r>
+      <w:proofErr w:type="spellEnd"/>
+      <w:r>
+        <w:t xml:space="preserve"> </w:t>
       </w:r>
       <w:proofErr w:type="spellStart"/>
       <w:r>
@@ -28777,7 +28897,23 @@
         <w:pStyle w:val="noidung"/>
       </w:pPr>
       <w:r>
-        <w:t xml:space="preserve">Thuộc tính display xác định phần tử được hiển thị theo dạng khối (block), dòng (inline), khối-dòng (inline-block) hay bị ẩn hoàn toàn (none), trong khi thuộc tính position xác định phương thức định vị phần tử trong không gian trang gồm static (mặc định), relative (tương đối so với vị trí gốc), absolute (tuyệt đối so với phần tử cha gần nhất có position khác static), fixed (cố định so với khung nhìn trình duyệt) và sticky (kết hợp </w:t>
+        <w:t>Thuộc tính display xác định phần tử được hiển thị theo dạng khối (block), dòng (inline), khối-dòng (inline-block) hay bị ẩn hoàn toàn (none), trong khi thuộc tính position xác định phương thức định vị phần tử trong không gian trang gồm static (mặc định), relative (tương đối so với vị trí gốc), absolute (tuyệt đối so với phần tử cha gần nhất có position khác static), fixed (cố định so với khung nhìn trình duyệt) và sticky (</w:t>
+      </w:r>
+      <w:proofErr w:type="spellStart"/>
+      <w:r>
+        <w:t>kết</w:t>
+      </w:r>
+      <w:proofErr w:type="spellEnd"/>
+      <w:r>
+        <w:t xml:space="preserve"> </w:t>
+      </w:r>
+      <w:proofErr w:type="spellStart"/>
+      <w:r>
+        <w:t>hợp</w:t>
+      </w:r>
+      <w:proofErr w:type="spellEnd"/>
+      <w:r>
+        <w:t xml:space="preserve"> </w:t>
       </w:r>
       <w:proofErr w:type="spellStart"/>
       <w:r>
@@ -28918,7 +29054,31 @@
         <w:pStyle w:val="noidung"/>
       </w:pPr>
       <w:r>
-        <w:t xml:space="preserve">Flexbox (CSS Flexible Box Layout) là mô hình bố cục một chiều, tối ưu cho việc canh chỉnh và phân bố không gian giữa các phần tử theo hàng hoặc theo cột; CSS Grid là mô hình bố cục hai chiều, cho phép định nghĩa đồng thời hàng và cột để sắp xếp phần tử </w:t>
+        <w:t xml:space="preserve">Flexbox (CSS Flexible Box Layout) là mô hình bố cục một chiều, tối ưu cho việc canh chỉnh và phân bố không gian giữa các phần tử theo hàng hoặc theo cột; CSS Grid là mô hình bố cục hai chiều, cho phép định nghĩa đồng thời hàng và cột để sắp </w:t>
+      </w:r>
+      <w:proofErr w:type="spellStart"/>
+      <w:r>
+        <w:t>xếp</w:t>
+      </w:r>
+      <w:proofErr w:type="spellEnd"/>
+      <w:r>
+        <w:t xml:space="preserve"> </w:t>
+      </w:r>
+      <w:proofErr w:type="spellStart"/>
+      <w:r>
+        <w:t>phần</w:t>
+      </w:r>
+      <w:proofErr w:type="spellEnd"/>
+      <w:r>
+        <w:t xml:space="preserve"> </w:t>
+      </w:r>
+      <w:proofErr w:type="spellStart"/>
+      <w:r>
+        <w:t>tử</w:t>
+      </w:r>
+      <w:proofErr w:type="spellEnd"/>
+      <w:r>
+        <w:t xml:space="preserve"> </w:t>
       </w:r>
       <w:proofErr w:type="spellStart"/>
       <w:r>
@@ -28942,10 +29102,7 @@
       </w:r>
       <w:proofErr w:type="spellEnd"/>
       <w:r>
-        <w:t xml:space="preserve"> </w:t>
-      </w:r>
-      <w:r>
-        <w:t xml:space="preserve"> </w:t>
+        <w:t xml:space="preserve">  </w:t>
       </w:r>
       <w:r>
         <w:fldChar w:fldCharType="begin"/>
@@ -29386,7 +29543,31 @@
         <w:pStyle w:val="noidung"/>
       </w:pPr>
       <w:r>
-        <w:t xml:space="preserve">Transition tạo hiệu ứng chuyển động mượt giữa hai trạng thái của thuộc tính CSS khi có sự thay đổi (ví dụ khi hover), transform áp dụng các phép biến đổi hình học như xoay, phóng to/thu nhỏ, dịch chuyển mà không làm thay đổi luồng bố cục xung quanh, còn animation cho phép định nghĩa chuỗi trạng thái trung gian bằng @keyframes để tạo hiệu ứng chuyển động phức tạp và lặp </w:t>
+        <w:t xml:space="preserve">Transition tạo hiệu ứng chuyển động mượt giữa hai trạng thái của thuộc tính CSS khi có sự thay đổi (ví dụ khi hover), transform áp dụng các phép biến đổi hình học như xoay, phóng to/thu nhỏ, dịch chuyển mà không làm thay đổi luồng bố cục xung quanh, còn animation cho phép định nghĩa chuỗi trạng thái trung gian bằng @keyframes để tạo hiệu ứng chuyển động phức </w:t>
+      </w:r>
+      <w:proofErr w:type="spellStart"/>
+      <w:r>
+        <w:t>tạp</w:t>
+      </w:r>
+      <w:proofErr w:type="spellEnd"/>
+      <w:r>
+        <w:t xml:space="preserve"> </w:t>
+      </w:r>
+      <w:proofErr w:type="spellStart"/>
+      <w:r>
+        <w:t>và</w:t>
+      </w:r>
+      <w:proofErr w:type="spellEnd"/>
+      <w:r>
+        <w:t xml:space="preserve"> </w:t>
+      </w:r>
+      <w:proofErr w:type="spellStart"/>
+      <w:r>
+        <w:t>lặp</w:t>
+      </w:r>
+      <w:proofErr w:type="spellEnd"/>
+      <w:r>
+        <w:t xml:space="preserve"> </w:t>
       </w:r>
       <w:proofErr w:type="spellStart"/>
       <w:r>
@@ -29611,7 +29792,31 @@
         <w:pStyle w:val="noidung"/>
       </w:pPr>
       <w:r>
-        <w:t xml:space="preserve">JavaScript là ngôn ngữ lập trình kịch bản (scripting language) chạy trực tiếp trên trình duyệt, tuân theo đặc tả ECMAScript do TC39 duy trì, cho phép thao tác động lên cây DOM, xử lý sự kiện người dùng và lưu trữ dữ liệu </w:t>
+        <w:t xml:space="preserve">JavaScript là ngôn ngữ lập trình kịch bản (scripting language) chạy trực tiếp trên trình duyệt, tuân theo đặc tả ECMAScript do TC39 duy trì, cho phép thao tác động lên cây DOM, xử lý sự kiện người dùng và lưu </w:t>
+      </w:r>
+      <w:proofErr w:type="spellStart"/>
+      <w:r>
+        <w:t>trữ</w:t>
+      </w:r>
+      <w:proofErr w:type="spellEnd"/>
+      <w:r>
+        <w:t xml:space="preserve"> </w:t>
+      </w:r>
+      <w:proofErr w:type="spellStart"/>
+      <w:r>
+        <w:t>dữ</w:t>
+      </w:r>
+      <w:proofErr w:type="spellEnd"/>
+      <w:r>
+        <w:t xml:space="preserve"> </w:t>
+      </w:r>
+      <w:proofErr w:type="spellStart"/>
+      <w:r>
+        <w:t>liệu</w:t>
+      </w:r>
+      <w:proofErr w:type="spellEnd"/>
+      <w:r>
+        <w:t xml:space="preserve"> </w:t>
       </w:r>
       <w:proofErr w:type="spellStart"/>
       <w:r>
@@ -29653,7 +29858,31 @@
         <w:pStyle w:val="noidung"/>
       </w:pPr>
       <w:r>
-        <w:t xml:space="preserve">ECMAScript 6 (ES6) giới thiệu hai từ khóa khai báo biến mới là let và const nhằm khắc phục hạn chế phạm vi hàm (function scope) của từ khóa var trước đây, thay bằng phạm vi khối lệnh (block scope) rõ ràng hơn; const dùng cho giá trị không thay đổi tham chiếu sau khi khởi tạo, let dùng cho biến có </w:t>
+        <w:t xml:space="preserve">ECMAScript 6 (ES6) giới thiệu hai từ khóa khai báo biến mới là let và const nhằm khắc phục hạn chế phạm vi hàm (function scope) của từ khóa var trước đây, thay bằng phạm vi khối lệnh (block scope) rõ ràng hơn; const dùng cho giá trị không thay đổi tham chiếu sau khi khởi tạo, let dùng </w:t>
+      </w:r>
+      <w:proofErr w:type="spellStart"/>
+      <w:r>
+        <w:t>cho</w:t>
+      </w:r>
+      <w:proofErr w:type="spellEnd"/>
+      <w:r>
+        <w:t xml:space="preserve"> </w:t>
+      </w:r>
+      <w:proofErr w:type="spellStart"/>
+      <w:r>
+        <w:t>biến</w:t>
+      </w:r>
+      <w:proofErr w:type="spellEnd"/>
+      <w:r>
+        <w:t xml:space="preserve"> </w:t>
+      </w:r>
+      <w:proofErr w:type="spellStart"/>
+      <w:r>
+        <w:t>có</w:t>
+      </w:r>
+      <w:proofErr w:type="spellEnd"/>
+      <w:r>
+        <w:t xml:space="preserve"> </w:t>
       </w:r>
       <w:proofErr w:type="spellStart"/>
       <w:r>
@@ -29822,7 +30051,31 @@
         <w:pStyle w:val="noidung"/>
       </w:pPr>
       <w:r>
-        <w:t xml:space="preserve">Object trong JavaScript là tập hợp các cặp khóa - giá trị, dùng để mô hình hóa một thực thể có nhiều thuộc tính; Array là danh sách có thứ tự các phần tử, có thể chứa object. Sự kết hợp Array of Objects là cấu trúc phổ biến nhất để biểu diễn tập dữ liệu sản phẩm trong ứng dụng Front-end chưa có cơ sở dữ liệu thực, còn JSON (JavaScript Object Notation) là định dạng văn bản dùng để biểu diễn và trao đổi cấu trúc dữ liệu này giữa </w:t>
+        <w:t xml:space="preserve">Object trong JavaScript là tập hợp các cặp khóa - giá trị, dùng để mô hình hóa một thực thể có nhiều thuộc tính; Array là danh sách có thứ tự các phần tử, có thể chứa object. Sự kết hợp Array of Objects là cấu trúc phổ biến nhất để biểu diễn tập dữ liệu sản phẩm trong ứng dụng Front-end chưa có cơ sở dữ liệu thực, còn JSON (JavaScript Object Notation) là định dạng văn bản dùng để biểu diễn và trao đổi cấu trúc dữ </w:t>
+      </w:r>
+      <w:proofErr w:type="spellStart"/>
+      <w:r>
+        <w:t>liệu</w:t>
+      </w:r>
+      <w:proofErr w:type="spellEnd"/>
+      <w:r>
+        <w:t xml:space="preserve"> </w:t>
+      </w:r>
+      <w:proofErr w:type="spellStart"/>
+      <w:r>
+        <w:t>này</w:t>
+      </w:r>
+      <w:proofErr w:type="spellEnd"/>
+      <w:r>
+        <w:t xml:space="preserve"> </w:t>
+      </w:r>
+      <w:proofErr w:type="spellStart"/>
+      <w:r>
+        <w:t>giữa</w:t>
+      </w:r>
+      <w:proofErr w:type="spellEnd"/>
+      <w:r>
+        <w:t xml:space="preserve"> </w:t>
       </w:r>
       <w:proofErr w:type="spellStart"/>
       <w:r>
@@ -30000,7 +30253,23 @@
         <w:pStyle w:val="noidung"/>
       </w:pPr>
       <w:r>
-        <w:t xml:space="preserve">DOM (Document Object Model) là giao diện lập trình biểu diễn tài liệu HTML dưới dạng cây đối tượng mà JavaScript có thể truy cập và thao tác, thông qua các phương thức như document.querySelector, document.createElement, hay </w:t>
+        <w:t xml:space="preserve">DOM (Document Object Model) là giao diện lập trình biểu diễn tài liệu HTML dưới dạng cây đối tượng mà JavaScript có thể truy cập và thao tác, thông qua các phương thức như </w:t>
+      </w:r>
+      <w:proofErr w:type="spellStart"/>
+      <w:r>
+        <w:t>document.querySelector</w:t>
+      </w:r>
+      <w:proofErr w:type="spellEnd"/>
+      <w:r>
+        <w:t xml:space="preserve">, </w:t>
+      </w:r>
+      <w:proofErr w:type="spellStart"/>
+      <w:r>
+        <w:t>document.createElement</w:t>
+      </w:r>
+      <w:proofErr w:type="spellEnd"/>
+      <w:r>
+        <w:t xml:space="preserve">, hay </w:t>
       </w:r>
       <w:proofErr w:type="spellStart"/>
       <w:r>
@@ -30191,7 +30460,31 @@
         <w:pStyle w:val="noidung"/>
       </w:pPr>
       <w:r>
-        <w:t xml:space="preserve">JavaScript ES6 cung cấp một nhóm phương thức bậc cao (higher-order functions) trên Array giúp xử lý dữ liệu theo phong cách khai báo thay vì dùng vòng lặp for truyền thống. forEach thực thi một hàm cho từng phần tử mà không tạo mảng mới; map biến đổi từng phần tử và trả về mảng mới có cùng độ dài; filter trả về mảng mới chỉ chứa các phần tử thỏa điều kiện; find trả về phần tử đầu tiên thỏa điều kiện hoặc undefined; findIndex trả về chỉ số của phần </w:t>
+        <w:t xml:space="preserve">JavaScript ES6 cung cấp một nhóm phương thức bậc cao (higher-order functions) trên Array giúp xử lý dữ liệu theo phong cách khai báo thay vì dùng vòng lặp for truyền thống. forEach thực thi một hàm cho từng phần tử mà không tạo mảng mới; map biến đổi từng phần tử và trả về mảng mới có cùng độ dài; filter trả về mảng mới chỉ chứa các phần tử thỏa điều kiện; find trả về phần tử đầu tiên thỏa điều kiện hoặc undefined; findIndex trả về chỉ </w:t>
+      </w:r>
+      <w:proofErr w:type="spellStart"/>
+      <w:r>
+        <w:t>số</w:t>
+      </w:r>
+      <w:proofErr w:type="spellEnd"/>
+      <w:r>
+        <w:t xml:space="preserve"> </w:t>
+      </w:r>
+      <w:proofErr w:type="spellStart"/>
+      <w:r>
+        <w:t>của</w:t>
+      </w:r>
+      <w:proofErr w:type="spellEnd"/>
+      <w:r>
+        <w:t xml:space="preserve"> </w:t>
+      </w:r>
+      <w:proofErr w:type="spellStart"/>
+      <w:r>
+        <w:t>phần</w:t>
+      </w:r>
+      <w:proofErr w:type="spellEnd"/>
+      <w:r>
+        <w:t xml:space="preserve"> </w:t>
       </w:r>
       <w:proofErr w:type="spellStart"/>
       <w:r>
@@ -30355,7 +30648,31 @@
         <w:pStyle w:val="noidung"/>
       </w:pPr>
       <w:r>
-        <w:t xml:space="preserve">LocalStorage là một API lưu trữ dữ liệu phía trình duyệt dưới dạng cặp khóa - giá trị dạng chuỗi, dữ liệu được lưu vĩnh viễn cho đến khi bị xóa thủ công, không tự mất khi đóng trình </w:t>
+        <w:t xml:space="preserve">LocalStorage là một API lưu trữ dữ liệu phía trình duyệt dưới dạng cặp khóa - giá trị dạng chuỗi, dữ liệu được lưu vĩnh viễn cho đến khi bị xóa thủ công, không tự mất </w:t>
+      </w:r>
+      <w:proofErr w:type="spellStart"/>
+      <w:r>
+        <w:t>khi</w:t>
+      </w:r>
+      <w:proofErr w:type="spellEnd"/>
+      <w:r>
+        <w:t xml:space="preserve"> </w:t>
+      </w:r>
+      <w:proofErr w:type="spellStart"/>
+      <w:r>
+        <w:t>đóng</w:t>
+      </w:r>
+      <w:proofErr w:type="spellEnd"/>
+      <w:r>
+        <w:t xml:space="preserve"> </w:t>
+      </w:r>
+      <w:proofErr w:type="spellStart"/>
+      <w:r>
+        <w:t>trình</w:t>
+      </w:r>
+      <w:proofErr w:type="spellEnd"/>
+      <w:r>
+        <w:t xml:space="preserve"> </w:t>
       </w:r>
       <w:proofErr w:type="spellStart"/>
       <w:r>
@@ -30541,7 +30858,15 @@
         <w:pStyle w:val="noidung"/>
       </w:pPr>
       <w:r>
-        <w:t xml:space="preserve">Validation phía client là quá trình JavaScript kiểm tra dữ liệu người dùng nhập vào biểu mẫu trước khi xử lý tiếp, nhằm phát hiện sớm lỗi định dạng, giảm tải cho các bước xử lý sau và cải thiện trải nghiệm người dùng bằng phản hồi tức thời. Đây là lớp kiểm tra bổ sung, hoạt động song song với các ràng buộc required, pattern đã khai báo tại tầng HTML ở </w:t>
+        <w:t xml:space="preserve">Validation phía client là quá trình JavaScript kiểm tra dữ liệu người dùng nhập vào biểu mẫu trước khi xử lý tiếp, nhằm phát hiện sớm lỗi định dạng, giảm tải cho các bước xử lý sau và cải thiện trải nghiệm người dùng bằng phản hồi tức thời. Đây là lớp kiểm tra bổ sung, hoạt động song song với các ràng buộc required, pattern đã khai báo tại </w:t>
+      </w:r>
+      <w:proofErr w:type="spellStart"/>
+      <w:r>
+        <w:t>tầng</w:t>
+      </w:r>
+      <w:proofErr w:type="spellEnd"/>
+      <w:r>
+        <w:t xml:space="preserve"> HTML ở </w:t>
       </w:r>
       <w:proofErr w:type="spellStart"/>
       <w:r>
@@ -30738,7 +31063,31 @@
         <w:pStyle w:val="noidung"/>
       </w:pPr>
       <w:r>
-        <w:t xml:space="preserve">Bootstrap là framework CSS mã nguồn mở phổ biến nhất hiện nay, cung cấp sẵn hệ thống lưới, thư viện thành phần giao diện dựng sẵn (component) và tiện ích (utility class), giúp rút ngắn đáng kể thời gian xây dựng giao diện đáp ứng mà vẫn đảm bảo tính nhất quán về </w:t>
+        <w:t xml:space="preserve">Bootstrap là framework CSS mã nguồn mở phổ biến nhất hiện nay, cung cấp sẵn hệ thống lưới, thư viện thành phần giao diện dựng sẵn (component) và tiện ích (utility class), giúp rút ngắn đáng kể thời gian xây dựng giao diện đáp ứng mà vẫn đảm bảo tính </w:t>
+      </w:r>
+      <w:proofErr w:type="spellStart"/>
+      <w:r>
+        <w:t>nhất</w:t>
+      </w:r>
+      <w:proofErr w:type="spellEnd"/>
+      <w:r>
+        <w:t xml:space="preserve"> </w:t>
+      </w:r>
+      <w:proofErr w:type="spellStart"/>
+      <w:r>
+        <w:t>quán</w:t>
+      </w:r>
+      <w:proofErr w:type="spellEnd"/>
+      <w:r>
+        <w:t xml:space="preserve"> </w:t>
+      </w:r>
+      <w:proofErr w:type="spellStart"/>
+      <w:r>
+        <w:t>về</w:t>
+      </w:r>
+      <w:proofErr w:type="spellEnd"/>
+      <w:r>
+        <w:t xml:space="preserve"> </w:t>
       </w:r>
       <w:proofErr w:type="spellStart"/>
       <w:r>
@@ -30908,7 +31257,31 @@
         <w:pStyle w:val="noidung"/>
       </w:pPr>
       <w:r>
-        <w:t xml:space="preserve">Bootstrap cung cấp sẵn nhiều thành phần giao diện đã được kiểm định về khả năng tương thích trình duyệt và tiếp cận người dùng. Navbar là thanh điều hướng có khả năng tự thu gọn thành menu hamburger trên màn hình nhỏ; Card là khung nội dung có viền và bóng đổ dùng để trình bày sản phẩm; Carousel là băng chuyền trượt ảnh tự động dùng cho banner quảng cáo; Modal là hộp thoại nổi lên trên nội dung chính; Button là nhóm lớp định kiểu nút bấm theo nhiều màu sắc </w:t>
+        <w:t xml:space="preserve">Bootstrap cung cấp sẵn nhiều thành phần giao diện đã được kiểm định về khả năng tương thích trình duyệt và tiếp cận người dùng. Navbar là thanh điều hướng có khả năng tự thu gọn thành menu hamburger trên màn hình nhỏ; Card là khung nội dung có viền và bóng đổ dùng để trình bày sản phẩm; Carousel là băng chuyền trượt ảnh tự động dùng cho banner quảng cáo; Modal là hộp thoại nổi lên trên nội dung chính; Button là nhóm lớp định kiểu nút bấm theo </w:t>
+      </w:r>
+      <w:proofErr w:type="spellStart"/>
+      <w:r>
+        <w:t>nhiều</w:t>
+      </w:r>
+      <w:proofErr w:type="spellEnd"/>
+      <w:r>
+        <w:t xml:space="preserve"> </w:t>
+      </w:r>
+      <w:proofErr w:type="spellStart"/>
+      <w:r>
+        <w:t>màu</w:t>
+      </w:r>
+      <w:proofErr w:type="spellEnd"/>
+      <w:r>
+        <w:t xml:space="preserve"> </w:t>
+      </w:r>
+      <w:proofErr w:type="spellStart"/>
+      <w:r>
+        <w:t>sắc</w:t>
+      </w:r>
+      <w:proofErr w:type="spellEnd"/>
+      <w:r>
+        <w:t xml:space="preserve"> </w:t>
       </w:r>
       <w:proofErr w:type="spellStart"/>
       <w:r>
@@ -32928,7 +33301,23 @@
       </w:r>
       <w:proofErr w:type="spellEnd"/>
       <w:r>
-        <w:t xml:space="preserve"> tác đưa chuỗi về dạng không phân biệt hoa thường và loại bỏ khoảng trắng thừa, còn hàm </w:t>
+        <w:t xml:space="preserve"> </w:t>
+      </w:r>
+      <w:proofErr w:type="spellStart"/>
+      <w:r>
+        <w:t>tác</w:t>
+      </w:r>
+      <w:proofErr w:type="spellEnd"/>
+      <w:r>
+        <w:t xml:space="preserve"> </w:t>
+      </w:r>
+      <w:proofErr w:type="spellStart"/>
+      <w:r>
+        <w:t>đưa</w:t>
+      </w:r>
+      <w:proofErr w:type="spellEnd"/>
+      <w:r>
+        <w:t xml:space="preserve"> chuỗi về dạng không phân biệt hoa thường và loại bỏ khoảng trắng thừa, còn hàm </w:t>
       </w:r>
       <w:proofErr w:type="gramStart"/>
       <w:r>
@@ -37491,7 +37880,7 @@
         <w:pStyle w:val="Bibliography"/>
         <w:rPr>
           <w:rFonts w:cs="Times New Roman"/>
-          <w:sz w:val="30"/>
+          <w:szCs w:val="26"/>
         </w:rPr>
       </w:pPr>
       <w:r>
@@ -37504,19 +37893,683 @@
         <w:fldChar w:fldCharType="separate"/>
       </w:r>
       <w:r>
+        <w:rPr>
+          <w:rFonts w:cs="Times New Roman"/>
+          <w:szCs w:val="26"/>
+        </w:rPr>
+        <w:t>[1]</w:t>
+      </w:r>
+      <w:r>
+        <w:rPr>
+          <w:rFonts w:cs="Times New Roman"/>
+          <w:szCs w:val="26"/>
+        </w:rPr>
+        <w:tab/>
+        <w:t xml:space="preserve">W.H.A.T.W.G., “HTML Living Standard,” </w:t>
+      </w:r>
+      <w:r>
+        <w:rPr>
+          <w:rFonts w:cs="Times New Roman"/>
+          <w:i/>
+          <w:iCs/>
+          <w:szCs w:val="26"/>
+        </w:rPr>
+        <w:t>WHATWG</w:t>
+      </w:r>
+      <w:r>
+        <w:rPr>
+          <w:rFonts w:cs="Times New Roman"/>
+          <w:szCs w:val="26"/>
+        </w:rPr>
+        <w:t>, 2024.</w:t>
+      </w:r>
+    </w:p>
+    <w:p>
+      <w:pPr>
+        <w:pStyle w:val="Bibliography"/>
+        <w:rPr>
+          <w:rFonts w:cs="Times New Roman"/>
+          <w:szCs w:val="26"/>
+        </w:rPr>
+      </w:pPr>
+      <w:r>
+        <w:rPr>
+          <w:rFonts w:cs="Times New Roman"/>
+          <w:szCs w:val="26"/>
+        </w:rPr>
+        <w:t>[2]</w:t>
+      </w:r>
+      <w:r>
+        <w:rPr>
+          <w:rFonts w:cs="Times New Roman"/>
+          <w:szCs w:val="26"/>
+        </w:rPr>
+        <w:tab/>
+        <w:t xml:space="preserve">W3Schools, “HTML5 Tutorial,” </w:t>
+      </w:r>
+      <w:r>
+        <w:rPr>
+          <w:rFonts w:cs="Times New Roman"/>
+          <w:i/>
+          <w:iCs/>
+          <w:szCs w:val="26"/>
+        </w:rPr>
+        <w:t>W3Schools</w:t>
+      </w:r>
+      <w:r>
+        <w:rPr>
+          <w:rFonts w:cs="Times New Roman"/>
+          <w:szCs w:val="26"/>
+        </w:rPr>
+        <w:t>, 2024.</w:t>
+      </w:r>
+    </w:p>
+    <w:p>
+      <w:pPr>
+        <w:pStyle w:val="Bibliography"/>
+        <w:rPr>
+          <w:rFonts w:cs="Times New Roman"/>
+          <w:szCs w:val="26"/>
+        </w:rPr>
+      </w:pPr>
+      <w:r>
+        <w:rPr>
+          <w:rFonts w:cs="Times New Roman"/>
+          <w:szCs w:val="26"/>
+        </w:rPr>
+        <w:t>[3]</w:t>
+      </w:r>
+      <w:r>
+        <w:rPr>
+          <w:rFonts w:cs="Times New Roman"/>
+          <w:szCs w:val="26"/>
+        </w:rPr>
+        <w:tab/>
+        <w:t xml:space="preserve">M. D. Network, “HTML: HyperText Markup Language,” in </w:t>
+      </w:r>
+      <w:r>
+        <w:rPr>
+          <w:rFonts w:cs="Times New Roman"/>
+          <w:i/>
+          <w:iCs/>
+          <w:szCs w:val="26"/>
+        </w:rPr>
+        <w:t>MDN Web Docs, Mozilla</w:t>
+      </w:r>
+      <w:r>
+        <w:rPr>
+          <w:rFonts w:cs="Times New Roman"/>
+          <w:szCs w:val="26"/>
+        </w:rPr>
+        <w:t>, 2024.</w:t>
+      </w:r>
+    </w:p>
+    <w:p>
+      <w:pPr>
+        <w:pStyle w:val="Bibliography"/>
+        <w:rPr>
+          <w:rFonts w:cs="Times New Roman"/>
+          <w:szCs w:val="26"/>
+        </w:rPr>
+      </w:pPr>
+      <w:r>
+        <w:rPr>
+          <w:rFonts w:cs="Times New Roman"/>
+          <w:szCs w:val="26"/>
+        </w:rPr>
+        <w:t>[4]</w:t>
+      </w:r>
+      <w:r>
+        <w:rPr>
+          <w:rFonts w:cs="Times New Roman"/>
+          <w:szCs w:val="26"/>
+        </w:rPr>
+        <w:tab/>
+        <w:t xml:space="preserve">G. Developers, “Learn Web Design,” </w:t>
+      </w:r>
+      <w:r>
+        <w:rPr>
+          <w:rFonts w:cs="Times New Roman"/>
+          <w:i/>
+          <w:iCs/>
+          <w:szCs w:val="26"/>
+        </w:rPr>
+        <w:t>web.dev, Google</w:t>
+      </w:r>
+      <w:r>
+        <w:rPr>
+          <w:rFonts w:cs="Times New Roman"/>
+          <w:szCs w:val="26"/>
+        </w:rPr>
+        <w:t>, 2024.</w:t>
+      </w:r>
+    </w:p>
+    <w:p>
+      <w:pPr>
+        <w:pStyle w:val="Bibliography"/>
+        <w:rPr>
+          <w:rFonts w:cs="Times New Roman"/>
+          <w:szCs w:val="26"/>
+        </w:rPr>
+      </w:pPr>
+      <w:r>
+        <w:rPr>
+          <w:rFonts w:cs="Times New Roman"/>
+          <w:szCs w:val="26"/>
+        </w:rPr>
+        <w:t>[5]</w:t>
+      </w:r>
+      <w:r>
+        <w:rPr>
+          <w:rFonts w:cs="Times New Roman"/>
+          <w:szCs w:val="26"/>
+        </w:rPr>
+        <w:tab/>
+        <w:t xml:space="preserve">M. D. Network, “Client-side form validation,” in </w:t>
+      </w:r>
+      <w:r>
+        <w:rPr>
+          <w:rFonts w:cs="Times New Roman"/>
+          <w:i/>
+          <w:iCs/>
+          <w:szCs w:val="26"/>
+        </w:rPr>
+        <w:t>MDN Web Docs, Mozilla</w:t>
+      </w:r>
+      <w:r>
+        <w:rPr>
+          <w:rFonts w:cs="Times New Roman"/>
+          <w:szCs w:val="26"/>
+        </w:rPr>
+        <w:t>, 2024.</w:t>
+      </w:r>
+    </w:p>
+    <w:p>
+      <w:pPr>
+        <w:pStyle w:val="Bibliography"/>
+        <w:rPr>
+          <w:rFonts w:cs="Times New Roman"/>
+          <w:szCs w:val="26"/>
+        </w:rPr>
+      </w:pPr>
+      <w:r>
+        <w:rPr>
+          <w:rFonts w:cs="Times New Roman"/>
+          <w:szCs w:val="26"/>
+        </w:rPr>
+        <w:t>[6]</w:t>
+      </w:r>
+      <w:r>
+        <w:rPr>
+          <w:rFonts w:cs="Times New Roman"/>
+          <w:szCs w:val="26"/>
+        </w:rPr>
+        <w:tab/>
+        <w:t xml:space="preserve">W3C, </w:t>
+      </w:r>
+      <w:r>
+        <w:rPr>
+          <w:rFonts w:cs="Times New Roman"/>
+          <w:i/>
+          <w:iCs/>
+          <w:szCs w:val="26"/>
+        </w:rPr>
+        <w:t>HTML5 Forms</w:t>
+      </w:r>
+      <w:r>
+        <w:rPr>
+          <w:rFonts w:cs="Times New Roman"/>
+          <w:szCs w:val="26"/>
+        </w:rPr>
+        <w:t>. World Wide Web Consortium, 2023.</w:t>
+      </w:r>
+    </w:p>
+    <w:p>
+      <w:pPr>
+        <w:pStyle w:val="Bibliography"/>
+        <w:rPr>
+          <w:rFonts w:cs="Times New Roman"/>
+          <w:szCs w:val="26"/>
+        </w:rPr>
+      </w:pPr>
+      <w:r>
+        <w:rPr>
+          <w:rFonts w:cs="Times New Roman"/>
+          <w:szCs w:val="26"/>
+        </w:rPr>
+        <w:t>[7]</w:t>
+      </w:r>
+      <w:r>
+        <w:rPr>
+          <w:rFonts w:cs="Times New Roman"/>
+          <w:szCs w:val="26"/>
+        </w:rPr>
+        <w:tab/>
+        <w:t xml:space="preserve">W3C, </w:t>
+      </w:r>
+      <w:r>
+        <w:rPr>
+          <w:rFonts w:cs="Times New Roman"/>
+          <w:i/>
+          <w:iCs/>
+          <w:szCs w:val="26"/>
+        </w:rPr>
+        <w:t>Cascading Style Sheets (CSS) Snapshot</w:t>
+      </w:r>
+      <w:r>
+        <w:rPr>
+          <w:rFonts w:cs="Times New Roman"/>
+          <w:szCs w:val="26"/>
+        </w:rPr>
+        <w:t>. World Wide Web Consortium, 2023.</w:t>
+      </w:r>
+    </w:p>
+    <w:p>
+      <w:pPr>
+        <w:pStyle w:val="Bibliography"/>
+        <w:rPr>
+          <w:rFonts w:cs="Times New Roman"/>
+          <w:szCs w:val="26"/>
+        </w:rPr>
+      </w:pPr>
+      <w:r>
+        <w:rPr>
+          <w:rFonts w:cs="Times New Roman"/>
+          <w:szCs w:val="26"/>
+        </w:rPr>
+        <w:t>[8]</w:t>
+      </w:r>
+      <w:r>
+        <w:rPr>
+          <w:rFonts w:cs="Times New Roman"/>
+          <w:szCs w:val="26"/>
+        </w:rPr>
+        <w:tab/>
+        <w:t xml:space="preserve">W3Schools, “CSS3 Tutorial,” </w:t>
+      </w:r>
+      <w:r>
+        <w:rPr>
+          <w:rFonts w:cs="Times New Roman"/>
+          <w:i/>
+          <w:iCs/>
+          <w:szCs w:val="26"/>
+        </w:rPr>
+        <w:t>W3Schools</w:t>
+      </w:r>
+      <w:r>
+        <w:rPr>
+          <w:rFonts w:cs="Times New Roman"/>
+          <w:szCs w:val="26"/>
+        </w:rPr>
+        <w:t>, 2024.</w:t>
+      </w:r>
+    </w:p>
+    <w:p>
+      <w:pPr>
+        <w:pStyle w:val="Bibliography"/>
+        <w:rPr>
+          <w:rFonts w:cs="Times New Roman"/>
+          <w:szCs w:val="26"/>
+        </w:rPr>
+      </w:pPr>
+      <w:r>
+        <w:rPr>
+          <w:rFonts w:cs="Times New Roman"/>
+          <w:szCs w:val="26"/>
+        </w:rPr>
+        <w:t>[9]</w:t>
+      </w:r>
+      <w:r>
+        <w:rPr>
+          <w:rFonts w:cs="Times New Roman"/>
+          <w:szCs w:val="26"/>
+        </w:rPr>
+        <w:tab/>
+        <w:t xml:space="preserve">J. Duckett, </w:t>
+      </w:r>
+      <w:r>
+        <w:rPr>
+          <w:rFonts w:cs="Times New Roman"/>
+          <w:i/>
+          <w:iCs/>
+          <w:szCs w:val="26"/>
+        </w:rPr>
+        <w:t>HTML and CSS: Design and Build Websites</w:t>
+      </w:r>
+      <w:r>
+        <w:rPr>
+          <w:rFonts w:cs="Times New Roman"/>
+          <w:szCs w:val="26"/>
+        </w:rPr>
+        <w:t>. Indianapolis: John Wiley &amp; Sons, 2011.</w:t>
+      </w:r>
+    </w:p>
+    <w:p>
+      <w:pPr>
+        <w:pStyle w:val="Bibliography"/>
+        <w:rPr>
+          <w:rFonts w:cs="Times New Roman"/>
+          <w:szCs w:val="26"/>
+        </w:rPr>
+      </w:pPr>
+      <w:r>
+        <w:rPr>
+          <w:rFonts w:cs="Times New Roman"/>
+          <w:szCs w:val="26"/>
+        </w:rPr>
+        <w:t>[10]</w:t>
+      </w:r>
+      <w:r>
+        <w:rPr>
+          <w:rFonts w:cs="Times New Roman"/>
+          <w:szCs w:val="26"/>
+        </w:rPr>
+        <w:tab/>
+        <w:t xml:space="preserve">M. D. Network, “Using CSS flexible box layout,” </w:t>
+      </w:r>
+      <w:r>
+        <w:rPr>
+          <w:rFonts w:cs="Times New Roman"/>
+          <w:i/>
+          <w:iCs/>
+          <w:szCs w:val="26"/>
+        </w:rPr>
+        <w:t>MDN Web Docs, Mozilla</w:t>
+      </w:r>
+      <w:r>
+        <w:rPr>
+          <w:rFonts w:cs="Times New Roman"/>
+          <w:szCs w:val="26"/>
+        </w:rPr>
+        <w:t>, 2024.</w:t>
+      </w:r>
+    </w:p>
+    <w:p>
+      <w:pPr>
+        <w:pStyle w:val="Bibliography"/>
+        <w:rPr>
+          <w:rFonts w:cs="Times New Roman"/>
+          <w:szCs w:val="26"/>
+        </w:rPr>
+      </w:pPr>
+      <w:r>
+        <w:rPr>
+          <w:rFonts w:cs="Times New Roman"/>
+          <w:szCs w:val="26"/>
+        </w:rPr>
+        <w:t>[11]</w:t>
+      </w:r>
+      <w:r>
+        <w:rPr>
+          <w:rFonts w:cs="Times New Roman"/>
+          <w:szCs w:val="26"/>
+        </w:rPr>
+        <w:tab/>
+        <w:t xml:space="preserve">M. D. Network, “CSS Grid Layout,” in </w:t>
+      </w:r>
+      <w:r>
+        <w:rPr>
+          <w:rFonts w:cs="Times New Roman"/>
+          <w:i/>
+          <w:iCs/>
+          <w:szCs w:val="26"/>
+        </w:rPr>
+        <w:t>MDN Web Docs, Mozilla</w:t>
+      </w:r>
+      <w:r>
+        <w:rPr>
+          <w:rFonts w:cs="Times New Roman"/>
+          <w:szCs w:val="26"/>
+        </w:rPr>
+        <w:t>, 2024.</w:t>
+      </w:r>
+    </w:p>
+    <w:p>
+      <w:pPr>
+        <w:pStyle w:val="Bibliography"/>
+        <w:rPr>
+          <w:rFonts w:cs="Times New Roman"/>
+          <w:szCs w:val="26"/>
+        </w:rPr>
+      </w:pPr>
+      <w:r>
+        <w:rPr>
+          <w:rFonts w:cs="Times New Roman"/>
+          <w:szCs w:val="26"/>
+        </w:rPr>
+        <w:t>[12]</w:t>
+      </w:r>
+      <w:r>
+        <w:rPr>
+          <w:rFonts w:cs="Times New Roman"/>
+          <w:szCs w:val="26"/>
+        </w:rPr>
+        <w:tab/>
+        <w:t xml:space="preserve">G. Developers, “Web Fundamentals: Responsive Web Design Basics,” </w:t>
+      </w:r>
+      <w:r>
+        <w:rPr>
+          <w:rFonts w:cs="Times New Roman"/>
+          <w:i/>
+          <w:iCs/>
+          <w:szCs w:val="26"/>
+        </w:rPr>
+        <w:t>Google for Developers</w:t>
+      </w:r>
+      <w:r>
+        <w:rPr>
+          <w:rFonts w:cs="Times New Roman"/>
+          <w:szCs w:val="26"/>
+        </w:rPr>
+        <w:t>, 2023.</w:t>
+      </w:r>
+    </w:p>
+    <w:p>
+      <w:pPr>
+        <w:pStyle w:val="Bibliography"/>
+        <w:rPr>
+          <w:rFonts w:cs="Times New Roman"/>
+          <w:szCs w:val="26"/>
+        </w:rPr>
+      </w:pPr>
+      <w:r>
+        <w:rPr>
+          <w:rFonts w:cs="Times New Roman"/>
+          <w:szCs w:val="26"/>
+        </w:rPr>
+        <w:t>[13]</w:t>
+      </w:r>
+      <w:r>
+        <w:rPr>
+          <w:rFonts w:cs="Times New Roman"/>
+          <w:szCs w:val="26"/>
+        </w:rPr>
+        <w:tab/>
+        <w:t>E. Marcotte, “Responsive Web Design," A Book Apart.” New York, 2011.</w:t>
+      </w:r>
+    </w:p>
+    <w:p>
+      <w:pPr>
+        <w:pStyle w:val="Bibliography"/>
+        <w:rPr>
+          <w:rFonts w:cs="Times New Roman"/>
+          <w:szCs w:val="26"/>
+        </w:rPr>
+      </w:pPr>
+      <w:r>
+        <w:rPr>
+          <w:rFonts w:cs="Times New Roman"/>
+          <w:szCs w:val="26"/>
+        </w:rPr>
+        <w:t>[14]</w:t>
+      </w:r>
+      <w:r>
+        <w:rPr>
+          <w:rFonts w:cs="Times New Roman"/>
+          <w:szCs w:val="26"/>
+        </w:rPr>
+        <w:tab/>
+        <w:t xml:space="preserve">M. D. Network, “CSS Media Queries,” in </w:t>
+      </w:r>
+      <w:r>
+        <w:rPr>
+          <w:rFonts w:cs="Times New Roman"/>
+          <w:i/>
+          <w:iCs/>
+          <w:szCs w:val="26"/>
+        </w:rPr>
+        <w:t>MDN Web Docs, Mozilla</w:t>
+      </w:r>
+      <w:r>
+        <w:rPr>
+          <w:rFonts w:cs="Times New Roman"/>
+          <w:szCs w:val="26"/>
+        </w:rPr>
+        <w:t>, 2024.</w:t>
+      </w:r>
+    </w:p>
+    <w:p>
+      <w:pPr>
+        <w:pStyle w:val="Bibliography"/>
+        <w:rPr>
+          <w:rFonts w:cs="Times New Roman"/>
+          <w:szCs w:val="26"/>
+        </w:rPr>
+      </w:pPr>
+      <w:r>
+        <w:rPr>
+          <w:rFonts w:cs="Times New Roman"/>
+          <w:szCs w:val="26"/>
+        </w:rPr>
+        <w:t>[15]</w:t>
+      </w:r>
+      <w:r>
+        <w:rPr>
+          <w:rFonts w:cs="Times New Roman"/>
+          <w:szCs w:val="26"/>
+        </w:rPr>
+        <w:tab/>
+        <w:t xml:space="preserve">M. D. Network, “Using CSS animations,” in </w:t>
+      </w:r>
+      <w:r>
+        <w:rPr>
+          <w:rFonts w:cs="Times New Roman"/>
+          <w:i/>
+          <w:iCs/>
+          <w:szCs w:val="26"/>
+        </w:rPr>
+        <w:t>MDN Web Docs, Mozilla</w:t>
+      </w:r>
+      <w:r>
+        <w:rPr>
+          <w:rFonts w:cs="Times New Roman"/>
+          <w:szCs w:val="26"/>
+        </w:rPr>
+        <w:t>, 2024.</w:t>
+      </w:r>
+    </w:p>
+    <w:p>
+      <w:pPr>
+        <w:pStyle w:val="Bibliography"/>
+        <w:rPr>
+          <w:rFonts w:cs="Times New Roman"/>
+          <w:szCs w:val="26"/>
+        </w:rPr>
+      </w:pPr>
+      <w:r>
+        <w:rPr>
+          <w:rFonts w:cs="Times New Roman"/>
+          <w:szCs w:val="26"/>
+        </w:rPr>
+        <w:t>[16]</w:t>
+      </w:r>
+      <w:r>
+        <w:rPr>
+          <w:rFonts w:cs="Times New Roman"/>
+          <w:szCs w:val="26"/>
+        </w:rPr>
+        <w:tab/>
+        <w:t xml:space="preserve">E. International, </w:t>
+      </w:r>
+      <w:r>
+        <w:rPr>
+          <w:rFonts w:cs="Times New Roman"/>
+          <w:i/>
+          <w:iCs/>
+          <w:szCs w:val="26"/>
+        </w:rPr>
+        <w:t>ECMAScript 2015 Language Specification (ES6</w:t>
+      </w:r>
+      <w:r>
+        <w:rPr>
+          <w:rFonts w:cs="Times New Roman"/>
+          <w:szCs w:val="26"/>
+        </w:rPr>
+        <w:t>, 6th ed. Ecma International, 2015.</w:t>
+      </w:r>
+    </w:p>
+    <w:p>
+      <w:pPr>
+        <w:pStyle w:val="Bibliography"/>
+        <w:rPr>
+          <w:rFonts w:cs="Times New Roman"/>
+          <w:szCs w:val="26"/>
+        </w:rPr>
+      </w:pPr>
+      <w:r>
+        <w:rPr>
+          <w:rFonts w:cs="Times New Roman"/>
+          <w:szCs w:val="26"/>
+        </w:rPr>
+        <w:t>[17]</w:t>
+      </w:r>
+      <w:r>
+        <w:rPr>
+          <w:rFonts w:cs="Times New Roman"/>
+          <w:szCs w:val="26"/>
+        </w:rPr>
+        <w:tab/>
+        <w:t xml:space="preserve">M. Haverbeke, </w:t>
+      </w:r>
+      <w:r>
+        <w:rPr>
+          <w:rFonts w:cs="Times New Roman"/>
+          <w:i/>
+          <w:iCs/>
+          <w:szCs w:val="26"/>
+        </w:rPr>
+        <w:t>Eloquent JavaScript</w:t>
+      </w:r>
+      <w:r>
+        <w:rPr>
+          <w:rFonts w:cs="Times New Roman"/>
+          <w:szCs w:val="26"/>
+        </w:rPr>
+        <w:t>, 3rd ed. San Francisco: No Starch Press, 2018.</w:t>
+      </w:r>
+    </w:p>
+    <w:p>
+      <w:pPr>
+        <w:pStyle w:val="Bibliography"/>
         <w:rPr>
           <w:rFonts w:cs="Times New Roman"/>
           <w:sz w:val="30"/>
         </w:rPr>
-        <w:t>[1]</w:t>
-      </w:r>
+      </w:pPr>
       <w:r>
         <w:rPr>
           <w:rFonts w:cs="Times New Roman"/>
           <w:sz w:val="30"/>
         </w:rPr>
+        <w:t>[18]</w:t>
+      </w:r>
+      <w:r>
+        <w:rPr>
+          <w:rFonts w:cs="Times New Roman"/>
+          <w:sz w:val="30"/>
+        </w:rPr>
         <w:tab/>
-        <w:t xml:space="preserve">W.H.A.T.W.G., “HTML Living Standard,” </w:t>
+        <w:t xml:space="preserve">Network M. D., </w:t>
       </w:r>
       <w:r>
         <w:rPr>
@@ -37525,14 +38578,14 @@
           <w:iCs/>
           <w:sz w:val="30"/>
         </w:rPr>
-        <w:t>WHATWG</w:t>
+        <w:t>JSON</w:t>
       </w:r>
       <w:r>
         <w:rPr>
           <w:rFonts w:cs="Times New Roman"/>
           <w:sz w:val="30"/>
         </w:rPr>
-        <w:t>, 2024.</w:t>
+        <w:t>. MDN Web Docs, Mozilla, 2024.</w:t>
       </w:r>
     </w:p>
     <w:p>
@@ -37548,7 +38601,7 @@
           <w:rFonts w:cs="Times New Roman"/>
           <w:sz w:val="30"/>
         </w:rPr>
-        <w:t>[2]</w:t>
+        <w:t>[19]</w:t>
       </w:r>
       <w:r>
         <w:rPr>
@@ -37556,7 +38609,7 @@
           <w:sz w:val="30"/>
         </w:rPr>
         <w:tab/>
-        <w:t xml:space="preserve">W3Schools, “HTML5 Tutorial,” </w:t>
+        <w:t xml:space="preserve">M. D. Network, </w:t>
       </w:r>
       <w:r>
         <w:rPr>
@@ -37565,14 +38618,14 @@
           <w:iCs/>
           <w:sz w:val="30"/>
         </w:rPr>
-        <w:t>W3Schools</w:t>
+        <w:t>Document Object Model (DOM</w:t>
       </w:r>
       <w:r>
         <w:rPr>
           <w:rFonts w:cs="Times New Roman"/>
           <w:sz w:val="30"/>
         </w:rPr>
-        <w:t>, 2024.</w:t>
+        <w:t>. MDN Web Docs, Mozilla, 2024.</w:t>
       </w:r>
     </w:p>
     <w:p>
@@ -37588,7 +38641,7 @@
           <w:rFonts w:cs="Times New Roman"/>
           <w:sz w:val="30"/>
         </w:rPr>
-        <w:t>[3]</w:t>
+        <w:t>[20]</w:t>
       </w:r>
       <w:r>
         <w:rPr>
@@ -37596,23 +38649,7 @@
           <w:sz w:val="30"/>
         </w:rPr>
         <w:tab/>
-        <w:t xml:space="preserve">M. D. Network, “HTML: </w:t>
-      </w:r>
-      <w:proofErr w:type="spellStart"/>
-      <w:r>
-        <w:rPr>
-          <w:rFonts w:cs="Times New Roman"/>
-          <w:sz w:val="30"/>
-        </w:rPr>
-        <w:t>HyperText</w:t>
-      </w:r>
-      <w:proofErr w:type="spellEnd"/>
-      <w:r>
-        <w:rPr>
-          <w:rFonts w:cs="Times New Roman"/>
-          <w:sz w:val="30"/>
-        </w:rPr>
-        <w:t xml:space="preserve"> Markup Language,” in </w:t>
+        <w:t xml:space="preserve">J. Duckett, </w:t>
       </w:r>
       <w:r>
         <w:rPr>
@@ -37621,14 +38658,14 @@
           <w:iCs/>
           <w:sz w:val="30"/>
         </w:rPr>
-        <w:t>MDN Web Docs, Mozilla</w:t>
+        <w:t>JavaScript and JQuery: Interactive Front-End Web Development</w:t>
       </w:r>
       <w:r>
         <w:rPr>
           <w:rFonts w:cs="Times New Roman"/>
           <w:sz w:val="30"/>
         </w:rPr>
-        <w:t>, 2024.</w:t>
+        <w:t>. Indianapolis: John Wiley &amp; Sons, 2014.</w:t>
       </w:r>
     </w:p>
     <w:p>
@@ -37644,7 +38681,8 @@
           <w:rFonts w:cs="Times New Roman"/>
           <w:sz w:val="30"/>
         </w:rPr>
-        <w:t>[4]</w:t>
+        <w:lastRenderedPageBreak/>
+        <w:t>[21]</w:t>
       </w:r>
       <w:r>
         <w:rPr>
@@ -37652,751 +38690,7 @@
           <w:sz w:val="30"/>
         </w:rPr>
         <w:tab/>
-        <w:t xml:space="preserve">G. Developers, “Learn Web Design,” </w:t>
-      </w:r>
-      <w:proofErr w:type="spellStart"/>
-      <w:r>
-        <w:rPr>
-          <w:rFonts w:cs="Times New Roman"/>
-          <w:i/>
-          <w:iCs/>
-          <w:sz w:val="30"/>
-        </w:rPr>
-        <w:t>web.dev</w:t>
-      </w:r>
-      <w:proofErr w:type="spellEnd"/>
-      <w:r>
-        <w:rPr>
-          <w:rFonts w:cs="Times New Roman"/>
-          <w:i/>
-          <w:iCs/>
-          <w:sz w:val="30"/>
-        </w:rPr>
-        <w:t>, Google</w:t>
-      </w:r>
-      <w:r>
-        <w:rPr>
-          <w:rFonts w:cs="Times New Roman"/>
-          <w:sz w:val="30"/>
-        </w:rPr>
-        <w:t>, 2024.</w:t>
-      </w:r>
-    </w:p>
-    <w:p>
-      <w:pPr>
-        <w:pStyle w:val="Bibliography"/>
-        <w:rPr>
-          <w:rFonts w:cs="Times New Roman"/>
-          <w:sz w:val="30"/>
-        </w:rPr>
-      </w:pPr>
-      <w:r>
-        <w:rPr>
-          <w:rFonts w:cs="Times New Roman"/>
-          <w:sz w:val="30"/>
-        </w:rPr>
-        <w:t>[5]</w:t>
-      </w:r>
-      <w:r>
-        <w:rPr>
-          <w:rFonts w:cs="Times New Roman"/>
-          <w:sz w:val="30"/>
-        </w:rPr>
-        <w:tab/>
-        <w:t xml:space="preserve">M. D. Network, “Client-side form validation,” in </w:t>
-      </w:r>
-      <w:r>
-        <w:rPr>
-          <w:rFonts w:cs="Times New Roman"/>
-          <w:i/>
-          <w:iCs/>
-          <w:sz w:val="30"/>
-        </w:rPr>
-        <w:t>MDN Web Docs, Mozilla</w:t>
-      </w:r>
-      <w:r>
-        <w:rPr>
-          <w:rFonts w:cs="Times New Roman"/>
-          <w:sz w:val="30"/>
-        </w:rPr>
-        <w:t>, 2024.</w:t>
-      </w:r>
-    </w:p>
-    <w:p>
-      <w:pPr>
-        <w:pStyle w:val="Bibliography"/>
-        <w:rPr>
-          <w:rFonts w:cs="Times New Roman"/>
-          <w:sz w:val="30"/>
-        </w:rPr>
-      </w:pPr>
-      <w:r>
-        <w:rPr>
-          <w:rFonts w:cs="Times New Roman"/>
-          <w:sz w:val="30"/>
-        </w:rPr>
-        <w:t>[6]</w:t>
-      </w:r>
-      <w:r>
-        <w:rPr>
-          <w:rFonts w:cs="Times New Roman"/>
-          <w:sz w:val="30"/>
-        </w:rPr>
-        <w:tab/>
-        <w:t xml:space="preserve">W3C, </w:t>
-      </w:r>
-      <w:r>
-        <w:rPr>
-          <w:rFonts w:cs="Times New Roman"/>
-          <w:i/>
-          <w:iCs/>
-          <w:sz w:val="30"/>
-        </w:rPr>
-        <w:t>HTML5 Forms</w:t>
-      </w:r>
-      <w:r>
-        <w:rPr>
-          <w:rFonts w:cs="Times New Roman"/>
-          <w:sz w:val="30"/>
-        </w:rPr>
-        <w:t>. World Wide Web Consortium, 2023.</w:t>
-      </w:r>
-    </w:p>
-    <w:p>
-      <w:pPr>
-        <w:pStyle w:val="Bibliography"/>
-        <w:rPr>
-          <w:rFonts w:cs="Times New Roman"/>
-          <w:sz w:val="30"/>
-        </w:rPr>
-      </w:pPr>
-      <w:r>
-        <w:rPr>
-          <w:rFonts w:cs="Times New Roman"/>
-          <w:sz w:val="30"/>
-        </w:rPr>
-        <w:t>[7]</w:t>
-      </w:r>
-      <w:r>
-        <w:rPr>
-          <w:rFonts w:cs="Times New Roman"/>
-          <w:sz w:val="30"/>
-        </w:rPr>
-        <w:tab/>
-        <w:t xml:space="preserve">W3C, </w:t>
-      </w:r>
-      <w:r>
-        <w:rPr>
-          <w:rFonts w:cs="Times New Roman"/>
-          <w:i/>
-          <w:iCs/>
-          <w:sz w:val="30"/>
-        </w:rPr>
-        <w:t>Cascading Style Sheets (CSS) Snapshot</w:t>
-      </w:r>
-      <w:r>
-        <w:rPr>
-          <w:rFonts w:cs="Times New Roman"/>
-          <w:sz w:val="30"/>
-        </w:rPr>
-        <w:t>. World Wide Web Consortium, 2023.</w:t>
-      </w:r>
-    </w:p>
-    <w:p>
-      <w:pPr>
-        <w:pStyle w:val="Bibliography"/>
-        <w:rPr>
-          <w:rFonts w:cs="Times New Roman"/>
-          <w:sz w:val="30"/>
-        </w:rPr>
-      </w:pPr>
-      <w:r>
-        <w:rPr>
-          <w:rFonts w:cs="Times New Roman"/>
-          <w:sz w:val="30"/>
-        </w:rPr>
-        <w:t>[8]</w:t>
-      </w:r>
-      <w:r>
-        <w:rPr>
-          <w:rFonts w:cs="Times New Roman"/>
-          <w:sz w:val="30"/>
-        </w:rPr>
-        <w:tab/>
-        <w:t xml:space="preserve">W3Schools, “CSS3 Tutorial,” </w:t>
-      </w:r>
-      <w:r>
-        <w:rPr>
-          <w:rFonts w:cs="Times New Roman"/>
-          <w:i/>
-          <w:iCs/>
-          <w:sz w:val="30"/>
-        </w:rPr>
-        <w:t>W3Schools</w:t>
-      </w:r>
-      <w:r>
-        <w:rPr>
-          <w:rFonts w:cs="Times New Roman"/>
-          <w:sz w:val="30"/>
-        </w:rPr>
-        <w:t>, 2024.</w:t>
-      </w:r>
-    </w:p>
-    <w:p>
-      <w:pPr>
-        <w:pStyle w:val="Bibliography"/>
-        <w:rPr>
-          <w:rFonts w:cs="Times New Roman"/>
-          <w:sz w:val="30"/>
-        </w:rPr>
-      </w:pPr>
-      <w:r>
-        <w:rPr>
-          <w:rFonts w:cs="Times New Roman"/>
-          <w:sz w:val="30"/>
-        </w:rPr>
-        <w:t>[9]</w:t>
-      </w:r>
-      <w:r>
-        <w:rPr>
-          <w:rFonts w:cs="Times New Roman"/>
-          <w:sz w:val="30"/>
-        </w:rPr>
-        <w:tab/>
-        <w:t xml:space="preserve">J. Duckett, </w:t>
-      </w:r>
-      <w:r>
-        <w:rPr>
-          <w:rFonts w:cs="Times New Roman"/>
-          <w:i/>
-          <w:iCs/>
-          <w:sz w:val="30"/>
-        </w:rPr>
-        <w:t>HTML and CSS: Design and Build Websites</w:t>
-      </w:r>
-      <w:r>
-        <w:rPr>
-          <w:rFonts w:cs="Times New Roman"/>
-          <w:sz w:val="30"/>
-        </w:rPr>
-        <w:t>. Indianapolis: John Wiley &amp; Sons, 2011.</w:t>
-      </w:r>
-    </w:p>
-    <w:p>
-      <w:pPr>
-        <w:pStyle w:val="Bibliography"/>
-        <w:rPr>
-          <w:rFonts w:cs="Times New Roman"/>
-          <w:sz w:val="30"/>
-        </w:rPr>
-      </w:pPr>
-      <w:r>
-        <w:rPr>
-          <w:rFonts w:cs="Times New Roman"/>
-          <w:sz w:val="30"/>
-        </w:rPr>
-        <w:t>[10]</w:t>
-      </w:r>
-      <w:r>
-        <w:rPr>
-          <w:rFonts w:cs="Times New Roman"/>
-          <w:sz w:val="30"/>
-        </w:rPr>
-        <w:tab/>
-        <w:t xml:space="preserve">M. D. Network, “Using CSS flexible box layout,” </w:t>
-      </w:r>
-      <w:r>
-        <w:rPr>
-          <w:rFonts w:cs="Times New Roman"/>
-          <w:i/>
-          <w:iCs/>
-          <w:sz w:val="30"/>
-        </w:rPr>
-        <w:t>MDN Web Docs, Mozilla</w:t>
-      </w:r>
-      <w:r>
-        <w:rPr>
-          <w:rFonts w:cs="Times New Roman"/>
-          <w:sz w:val="30"/>
-        </w:rPr>
-        <w:t>, 2024.</w:t>
-      </w:r>
-    </w:p>
-    <w:p>
-      <w:pPr>
-        <w:pStyle w:val="Bibliography"/>
-        <w:rPr>
-          <w:rFonts w:cs="Times New Roman"/>
-          <w:sz w:val="30"/>
-        </w:rPr>
-      </w:pPr>
-      <w:r>
-        <w:rPr>
-          <w:rFonts w:cs="Times New Roman"/>
-          <w:sz w:val="30"/>
-        </w:rPr>
-        <w:t>[11]</w:t>
-      </w:r>
-      <w:r>
-        <w:rPr>
-          <w:rFonts w:cs="Times New Roman"/>
-          <w:sz w:val="30"/>
-        </w:rPr>
-        <w:tab/>
-        <w:t xml:space="preserve">M. D. Network, “CSS Grid Layout,” in </w:t>
-      </w:r>
-      <w:r>
-        <w:rPr>
-          <w:rFonts w:cs="Times New Roman"/>
-          <w:i/>
-          <w:iCs/>
-          <w:sz w:val="30"/>
-        </w:rPr>
-        <w:t>MDN Web Docs, Mozilla</w:t>
-      </w:r>
-      <w:r>
-        <w:rPr>
-          <w:rFonts w:cs="Times New Roman"/>
-          <w:sz w:val="30"/>
-        </w:rPr>
-        <w:t>, 2024.</w:t>
-      </w:r>
-    </w:p>
-    <w:p>
-      <w:pPr>
-        <w:pStyle w:val="Bibliography"/>
-        <w:rPr>
-          <w:rFonts w:cs="Times New Roman"/>
-          <w:sz w:val="30"/>
-        </w:rPr>
-      </w:pPr>
-      <w:r>
-        <w:rPr>
-          <w:rFonts w:cs="Times New Roman"/>
-          <w:sz w:val="30"/>
-        </w:rPr>
-        <w:t>[12]</w:t>
-      </w:r>
-      <w:r>
-        <w:rPr>
-          <w:rFonts w:cs="Times New Roman"/>
-          <w:sz w:val="30"/>
-        </w:rPr>
-        <w:tab/>
-        <w:t xml:space="preserve">G. Developers, “Web Fundamentals: Responsive Web Design Basics,” </w:t>
-      </w:r>
-      <w:r>
-        <w:rPr>
-          <w:rFonts w:cs="Times New Roman"/>
-          <w:i/>
-          <w:iCs/>
-          <w:sz w:val="30"/>
-        </w:rPr>
-        <w:t>Google for Developers</w:t>
-      </w:r>
-      <w:r>
-        <w:rPr>
-          <w:rFonts w:cs="Times New Roman"/>
-          <w:sz w:val="30"/>
-        </w:rPr>
-        <w:t>, 2023.</w:t>
-      </w:r>
-    </w:p>
-    <w:p>
-      <w:pPr>
-        <w:pStyle w:val="Bibliography"/>
-        <w:rPr>
-          <w:rFonts w:cs="Times New Roman"/>
-          <w:sz w:val="30"/>
-        </w:rPr>
-      </w:pPr>
-      <w:r>
-        <w:rPr>
-          <w:rFonts w:cs="Times New Roman"/>
-          <w:sz w:val="30"/>
-        </w:rPr>
-        <w:t>[13]</w:t>
-      </w:r>
-      <w:r>
-        <w:rPr>
-          <w:rFonts w:cs="Times New Roman"/>
-          <w:sz w:val="30"/>
-        </w:rPr>
-        <w:tab/>
-        <w:t>E. Marcotte, “Responsive Web Design," A Book Apart.” New York, 2011.</w:t>
-      </w:r>
-    </w:p>
-    <w:p>
-      <w:pPr>
-        <w:pStyle w:val="Bibliography"/>
-        <w:rPr>
-          <w:rFonts w:cs="Times New Roman"/>
-          <w:sz w:val="30"/>
-        </w:rPr>
-      </w:pPr>
-      <w:r>
-        <w:rPr>
-          <w:rFonts w:cs="Times New Roman"/>
-          <w:sz w:val="30"/>
-        </w:rPr>
-        <w:t>[14]</w:t>
-      </w:r>
-      <w:r>
-        <w:rPr>
-          <w:rFonts w:cs="Times New Roman"/>
-          <w:sz w:val="30"/>
-        </w:rPr>
-        <w:tab/>
-        <w:t xml:space="preserve">M. D. Network, “CSS Media Queries,” in </w:t>
-      </w:r>
-      <w:r>
-        <w:rPr>
-          <w:rFonts w:cs="Times New Roman"/>
-          <w:i/>
-          <w:iCs/>
-          <w:sz w:val="30"/>
-        </w:rPr>
-        <w:t>MDN Web Docs, Mozilla</w:t>
-      </w:r>
-      <w:r>
-        <w:rPr>
-          <w:rFonts w:cs="Times New Roman"/>
-          <w:sz w:val="30"/>
-        </w:rPr>
-        <w:t>, 2024.</w:t>
-      </w:r>
-    </w:p>
-    <w:p>
-      <w:pPr>
-        <w:pStyle w:val="Bibliography"/>
-        <w:rPr>
-          <w:rFonts w:cs="Times New Roman"/>
-          <w:sz w:val="30"/>
-        </w:rPr>
-      </w:pPr>
-      <w:r>
-        <w:rPr>
-          <w:rFonts w:cs="Times New Roman"/>
-          <w:sz w:val="30"/>
-        </w:rPr>
-        <w:t>[15]</w:t>
-      </w:r>
-      <w:r>
-        <w:rPr>
-          <w:rFonts w:cs="Times New Roman"/>
-          <w:sz w:val="30"/>
-        </w:rPr>
-        <w:tab/>
-        <w:t xml:space="preserve">M. D. Network, “Using CSS animations,” in </w:t>
-      </w:r>
-      <w:r>
-        <w:rPr>
-          <w:rFonts w:cs="Times New Roman"/>
-          <w:i/>
-          <w:iCs/>
-          <w:sz w:val="30"/>
-        </w:rPr>
-        <w:t>MDN Web Docs, Mozilla</w:t>
-      </w:r>
-      <w:r>
-        <w:rPr>
-          <w:rFonts w:cs="Times New Roman"/>
-          <w:sz w:val="30"/>
-        </w:rPr>
-        <w:t>, 2024.</w:t>
-      </w:r>
-    </w:p>
-    <w:p>
-      <w:pPr>
-        <w:pStyle w:val="Bibliography"/>
-        <w:rPr>
-          <w:rFonts w:cs="Times New Roman"/>
-          <w:sz w:val="30"/>
-        </w:rPr>
-      </w:pPr>
-      <w:r>
-        <w:rPr>
-          <w:rFonts w:cs="Times New Roman"/>
-          <w:sz w:val="30"/>
-        </w:rPr>
-        <w:t>[16]</w:t>
-      </w:r>
-      <w:r>
-        <w:rPr>
-          <w:rFonts w:cs="Times New Roman"/>
-          <w:sz w:val="30"/>
-        </w:rPr>
-        <w:tab/>
-        <w:t xml:space="preserve">E. International, </w:t>
-      </w:r>
-      <w:r>
-        <w:rPr>
-          <w:rFonts w:cs="Times New Roman"/>
-          <w:i/>
-          <w:iCs/>
-          <w:sz w:val="30"/>
-        </w:rPr>
-        <w:t>ECMAScript 2015 Language Specification (ES6</w:t>
-      </w:r>
-      <w:r>
-        <w:rPr>
-          <w:rFonts w:cs="Times New Roman"/>
-          <w:sz w:val="30"/>
-        </w:rPr>
-        <w:t xml:space="preserve">, 6th ed. </w:t>
-      </w:r>
-      <w:proofErr w:type="spellStart"/>
-      <w:r>
-        <w:rPr>
-          <w:rFonts w:cs="Times New Roman"/>
-          <w:sz w:val="30"/>
-        </w:rPr>
-        <w:t>Ecma</w:t>
-      </w:r>
-      <w:proofErr w:type="spellEnd"/>
-      <w:r>
-        <w:rPr>
-          <w:rFonts w:cs="Times New Roman"/>
-          <w:sz w:val="30"/>
-        </w:rPr>
-        <w:t xml:space="preserve"> International, 2015.</w:t>
-      </w:r>
-    </w:p>
-    <w:p>
-      <w:pPr>
-        <w:pStyle w:val="Bibliography"/>
-        <w:rPr>
-          <w:rFonts w:cs="Times New Roman"/>
-          <w:sz w:val="30"/>
-        </w:rPr>
-      </w:pPr>
-      <w:r>
-        <w:rPr>
-          <w:rFonts w:cs="Times New Roman"/>
-          <w:sz w:val="30"/>
-        </w:rPr>
-        <w:t>[17]</w:t>
-      </w:r>
-      <w:r>
-        <w:rPr>
-          <w:rFonts w:cs="Times New Roman"/>
-          <w:sz w:val="30"/>
-        </w:rPr>
-        <w:tab/>
-        <w:t xml:space="preserve">M. </w:t>
-      </w:r>
-      <w:proofErr w:type="spellStart"/>
-      <w:r>
-        <w:rPr>
-          <w:rFonts w:cs="Times New Roman"/>
-          <w:sz w:val="30"/>
-        </w:rPr>
-        <w:t>Haverbeke</w:t>
-      </w:r>
-      <w:proofErr w:type="spellEnd"/>
-      <w:r>
-        <w:rPr>
-          <w:rFonts w:cs="Times New Roman"/>
-          <w:sz w:val="30"/>
-        </w:rPr>
-        <w:t xml:space="preserve">, </w:t>
-      </w:r>
-      <w:r>
-        <w:rPr>
-          <w:rFonts w:cs="Times New Roman"/>
-          <w:i/>
-          <w:iCs/>
-          <w:sz w:val="30"/>
-        </w:rPr>
-        <w:t>Eloquent JavaScript</w:t>
-      </w:r>
-      <w:r>
-        <w:rPr>
-          <w:rFonts w:cs="Times New Roman"/>
-          <w:sz w:val="30"/>
-        </w:rPr>
-        <w:t>, 3rd ed. San Francisco: No Starch Press, 2018.</w:t>
-      </w:r>
-    </w:p>
-    <w:p>
-      <w:pPr>
-        <w:pStyle w:val="Bibliography"/>
-        <w:rPr>
-          <w:rFonts w:cs="Times New Roman"/>
-          <w:sz w:val="30"/>
-        </w:rPr>
-      </w:pPr>
-      <w:r>
-        <w:rPr>
-          <w:rFonts w:cs="Times New Roman"/>
-          <w:sz w:val="30"/>
-        </w:rPr>
-        <w:lastRenderedPageBreak/>
-        <w:t>[18]</w:t>
-      </w:r>
-      <w:r>
-        <w:rPr>
-          <w:rFonts w:cs="Times New Roman"/>
-          <w:sz w:val="30"/>
-        </w:rPr>
-        <w:tab/>
-        <w:t xml:space="preserve">Network M. D., </w:t>
-      </w:r>
-      <w:r>
-        <w:rPr>
-          <w:rFonts w:cs="Times New Roman"/>
-          <w:i/>
-          <w:iCs/>
-          <w:sz w:val="30"/>
-        </w:rPr>
-        <w:t>JSON</w:t>
-      </w:r>
-      <w:r>
-        <w:rPr>
-          <w:rFonts w:cs="Times New Roman"/>
-          <w:sz w:val="30"/>
-        </w:rPr>
-        <w:t>. MDN Web Docs, Mozilla, 2024.</w:t>
-      </w:r>
-    </w:p>
-    <w:p>
-      <w:pPr>
-        <w:pStyle w:val="Bibliography"/>
-        <w:rPr>
-          <w:rFonts w:cs="Times New Roman"/>
-          <w:sz w:val="30"/>
-        </w:rPr>
-      </w:pPr>
-      <w:r>
-        <w:rPr>
-          <w:rFonts w:cs="Times New Roman"/>
-          <w:sz w:val="30"/>
-        </w:rPr>
-        <w:t>[19]</w:t>
-      </w:r>
-      <w:r>
-        <w:rPr>
-          <w:rFonts w:cs="Times New Roman"/>
-          <w:sz w:val="30"/>
-        </w:rPr>
-        <w:tab/>
-        <w:t xml:space="preserve">M. D. Network, </w:t>
-      </w:r>
-      <w:r>
-        <w:rPr>
-          <w:rFonts w:cs="Times New Roman"/>
-          <w:i/>
-          <w:iCs/>
-          <w:sz w:val="30"/>
-        </w:rPr>
-        <w:t>Document Object Model (DOM</w:t>
-      </w:r>
-      <w:r>
-        <w:rPr>
-          <w:rFonts w:cs="Times New Roman"/>
-          <w:sz w:val="30"/>
-        </w:rPr>
-        <w:t>. MDN Web Docs, Mozilla, 2024.</w:t>
-      </w:r>
-    </w:p>
-    <w:p>
-      <w:pPr>
-        <w:pStyle w:val="Bibliography"/>
-        <w:rPr>
-          <w:rFonts w:cs="Times New Roman"/>
-          <w:sz w:val="30"/>
-        </w:rPr>
-      </w:pPr>
-      <w:r>
-        <w:rPr>
-          <w:rFonts w:cs="Times New Roman"/>
-          <w:sz w:val="30"/>
-        </w:rPr>
-        <w:t>[20]</w:t>
-      </w:r>
-      <w:r>
-        <w:rPr>
-          <w:rFonts w:cs="Times New Roman"/>
-          <w:sz w:val="30"/>
-        </w:rPr>
-        <w:tab/>
-        <w:t xml:space="preserve">J. Duckett, </w:t>
-      </w:r>
-      <w:r>
-        <w:rPr>
-          <w:rFonts w:cs="Times New Roman"/>
-          <w:i/>
-          <w:iCs/>
-          <w:sz w:val="30"/>
-        </w:rPr>
-        <w:t xml:space="preserve">JavaScript and </w:t>
-      </w:r>
-      <w:proofErr w:type="spellStart"/>
-      <w:r>
-        <w:rPr>
-          <w:rFonts w:cs="Times New Roman"/>
-          <w:i/>
-          <w:iCs/>
-          <w:sz w:val="30"/>
-        </w:rPr>
-        <w:t>JQuery</w:t>
-      </w:r>
-      <w:proofErr w:type="spellEnd"/>
-      <w:r>
-        <w:rPr>
-          <w:rFonts w:cs="Times New Roman"/>
-          <w:i/>
-          <w:iCs/>
-          <w:sz w:val="30"/>
-        </w:rPr>
-        <w:t>: Interactive Front-End Web Development</w:t>
-      </w:r>
-      <w:r>
-        <w:rPr>
-          <w:rFonts w:cs="Times New Roman"/>
-          <w:sz w:val="30"/>
-        </w:rPr>
-        <w:t>. Indianapolis: John Wiley &amp; Sons, 2014.</w:t>
-      </w:r>
-    </w:p>
-    <w:p>
-      <w:pPr>
-        <w:pStyle w:val="Bibliography"/>
-        <w:rPr>
-          <w:rFonts w:cs="Times New Roman"/>
-          <w:sz w:val="30"/>
-        </w:rPr>
-      </w:pPr>
-      <w:r>
-        <w:rPr>
-          <w:rFonts w:cs="Times New Roman"/>
-          <w:sz w:val="30"/>
-        </w:rPr>
-        <w:t>[21]</w:t>
-      </w:r>
-      <w:r>
-        <w:rPr>
-          <w:rFonts w:cs="Times New Roman"/>
-          <w:sz w:val="30"/>
-        </w:rPr>
-        <w:tab/>
-        <w:t>Network M. D., “</w:t>
-      </w:r>
-      <w:proofErr w:type="spellStart"/>
-      <w:r>
-        <w:rPr>
-          <w:rFonts w:cs="Times New Roman"/>
-          <w:sz w:val="30"/>
-        </w:rPr>
-        <w:t>Array.prototype</w:t>
-      </w:r>
-      <w:proofErr w:type="spellEnd"/>
-      <w:r>
-        <w:rPr>
-          <w:rFonts w:cs="Times New Roman"/>
-          <w:sz w:val="30"/>
-        </w:rPr>
-        <w:t xml:space="preserve"> methods,” in </w:t>
+        <w:t xml:space="preserve">Network M. D., “Array.prototype methods,” in </w:t>
       </w:r>
       <w:r>
         <w:rPr>
@@ -40850,6 +41144,7 @@
   <w:style w:type="character" w:default="1" w:styleId="DefaultParagraphFont">
     <w:name w:val="Default Paragraph Font"/>
     <w:uiPriority w:val="1"/>
+    <w:semiHidden/>
     <w:unhideWhenUsed/>
   </w:style>
   <w:style w:type="table" w:default="1" w:styleId="TableNormal">
